--- a/resources/Y7-TECH-T2-DIAGNOSTIC-STUDENT.docx
+++ b/resources/Y7-TECH-T2-DIAGNOSTIC-STUDENT.docx
@@ -244,7 +244,46 @@
           <w:i/>
           <w:sz w:val="20"/>
         </w:rPr>
-        <w:t>Look at the bridge photos projected on the board OR in the image pack handed to you. Answer each question.</w:t>
+        <w:t>Each question has a bridge diagram above it. Look carefully, then answer.</w:t>
+      </w:r>
+    </w:p>
+    <w:p>
+      <w:pPr>
+        <w:jc w:val="center"/>
+      </w:pPr>
+      <w:r>
+        <w:drawing>
+          <wp:inline xmlns:a="http://schemas.openxmlformats.org/drawingml/2006/main" xmlns:pic="http://schemas.openxmlformats.org/drawingml/2006/picture">
+            <wp:extent cx="4754880" cy="1951785"/>
+            <wp:docPr id="1" name="Picture 1"/>
+            <wp:cNvGraphicFramePr>
+              <a:graphicFrameLocks noChangeAspect="1"/>
+            </wp:cNvGraphicFramePr>
+            <a:graphic>
+              <a:graphicData uri="http://schemas.openxmlformats.org/drawingml/2006/picture">
+                <pic:pic>
+                  <pic:nvPicPr>
+                    <pic:cNvPr id="0" name="A1.png"/>
+                    <pic:cNvPicPr/>
+                  </pic:nvPicPr>
+                  <pic:blipFill>
+                    <a:blip r:embed="rId9"/>
+                    <a:stretch>
+                      <a:fillRect/>
+                    </a:stretch>
+                  </pic:blipFill>
+                  <pic:spPr>
+                    <a:xfrm>
+                      <a:off x="0" y="0"/>
+                      <a:ext cx="4754880" cy="1951785"/>
+                    </a:xfrm>
+                    <a:prstGeom prst="rect"/>
+                  </pic:spPr>
+                </pic:pic>
+              </a:graphicData>
+            </a:graphic>
+          </wp:inline>
+        </w:drawing>
       </w:r>
     </w:p>
     <w:p>
@@ -265,7 +304,7 @@
           <w:i w:val="0"/>
           <w:sz w:val="22"/>
         </w:rPr>
-        <w:t>Look at the bridge on the slide/page labelled A1. Circle or write: beam / arch / truss / suspension / cable-stayed.</w:t>
+        <w:t>Look at Bridge A1 above. Circle or write one word: beam · arch · truss · suspension · cable-stayed.</w:t>
       </w:r>
     </w:p>
     <w:p>
@@ -288,6 +327,45 @@
       </w:r>
     </w:p>
     <w:p>
+      <w:pPr>
+        <w:jc w:val="center"/>
+      </w:pPr>
+      <w:r>
+        <w:drawing>
+          <wp:inline xmlns:a="http://schemas.openxmlformats.org/drawingml/2006/main" xmlns:pic="http://schemas.openxmlformats.org/drawingml/2006/picture">
+            <wp:extent cx="4754880" cy="1962869"/>
+            <wp:docPr id="2" name="Picture 2"/>
+            <wp:cNvGraphicFramePr>
+              <a:graphicFrameLocks noChangeAspect="1"/>
+            </wp:cNvGraphicFramePr>
+            <a:graphic>
+              <a:graphicData uri="http://schemas.openxmlformats.org/drawingml/2006/picture">
+                <pic:pic>
+                  <pic:nvPicPr>
+                    <pic:cNvPr id="0" name="A2.png"/>
+                    <pic:cNvPicPr/>
+                  </pic:nvPicPr>
+                  <pic:blipFill>
+                    <a:blip r:embed="rId10"/>
+                    <a:stretch>
+                      <a:fillRect/>
+                    </a:stretch>
+                  </pic:blipFill>
+                  <pic:spPr>
+                    <a:xfrm>
+                      <a:off x="0" y="0"/>
+                      <a:ext cx="4754880" cy="1962869"/>
+                    </a:xfrm>
+                    <a:prstGeom prst="rect"/>
+                  </pic:spPr>
+                </pic:pic>
+              </a:graphicData>
+            </a:graphic>
+          </wp:inline>
+        </w:drawing>
+      </w:r>
+    </w:p>
+    <w:p>
       <w:r>
         <w:rPr>
           <w:b/>
@@ -305,7 +383,7 @@
           <w:i w:val="0"/>
           <w:sz w:val="22"/>
         </w:rPr>
-        <w:t>Bridge A2: What ONE part is pointed to with an arrow? (choose from: deck · pier · abutment · truss · cable)</w:t>
+        <w:t>Bridge A2 above — what ONE part is the red arrow pointing to? (choose: deck · pier · abutment · truss · cable)</w:t>
       </w:r>
     </w:p>
     <w:p>
@@ -328,6 +406,45 @@
       </w:r>
     </w:p>
     <w:p>
+      <w:pPr>
+        <w:jc w:val="center"/>
+      </w:pPr>
+      <w:r>
+        <w:drawing>
+          <wp:inline xmlns:a="http://schemas.openxmlformats.org/drawingml/2006/main" xmlns:pic="http://schemas.openxmlformats.org/drawingml/2006/picture">
+            <wp:extent cx="4754880" cy="1541306"/>
+            <wp:docPr id="3" name="Picture 3"/>
+            <wp:cNvGraphicFramePr>
+              <a:graphicFrameLocks noChangeAspect="1"/>
+            </wp:cNvGraphicFramePr>
+            <a:graphic>
+              <a:graphicData uri="http://schemas.openxmlformats.org/drawingml/2006/picture">
+                <pic:pic>
+                  <pic:nvPicPr>
+                    <pic:cNvPr id="0" name="A3.png"/>
+                    <pic:cNvPicPr/>
+                  </pic:nvPicPr>
+                  <pic:blipFill>
+                    <a:blip r:embed="rId11"/>
+                    <a:stretch>
+                      <a:fillRect/>
+                    </a:stretch>
+                  </pic:blipFill>
+                  <pic:spPr>
+                    <a:xfrm>
+                      <a:off x="0" y="0"/>
+                      <a:ext cx="4754880" cy="1541306"/>
+                    </a:xfrm>
+                    <a:prstGeom prst="rect"/>
+                  </pic:spPr>
+                </pic:pic>
+              </a:graphicData>
+            </a:graphic>
+          </wp:inline>
+        </w:drawing>
+      </w:r>
+    </w:p>
+    <w:p>
       <w:r>
         <w:rPr>
           <w:b/>
@@ -345,7 +462,7 @@
           <w:i w:val="0"/>
           <w:sz w:val="22"/>
         </w:rPr>
-        <w:t>Bridge A3: Which TWO bridge types are shown? (both pictures)</w:t>
+        <w:t>A3 above shows TWO bridges. Which type is on the LEFT, and which type is on the RIGHT?</w:t>
       </w:r>
     </w:p>
     <w:p>
@@ -378,6 +495,45 @@
       </w:r>
     </w:p>
     <w:p>
+      <w:pPr>
+        <w:jc w:val="center"/>
+      </w:pPr>
+      <w:r>
+        <w:drawing>
+          <wp:inline xmlns:a="http://schemas.openxmlformats.org/drawingml/2006/main" xmlns:pic="http://schemas.openxmlformats.org/drawingml/2006/picture">
+            <wp:extent cx="4754880" cy="1951785"/>
+            <wp:docPr id="4" name="Picture 4"/>
+            <wp:cNvGraphicFramePr>
+              <a:graphicFrameLocks noChangeAspect="1"/>
+            </wp:cNvGraphicFramePr>
+            <a:graphic>
+              <a:graphicData uri="http://schemas.openxmlformats.org/drawingml/2006/picture">
+                <pic:pic>
+                  <pic:nvPicPr>
+                    <pic:cNvPr id="0" name="A4.png"/>
+                    <pic:cNvPicPr/>
+                  </pic:nvPicPr>
+                  <pic:blipFill>
+                    <a:blip r:embed="rId12"/>
+                    <a:stretch>
+                      <a:fillRect/>
+                    </a:stretch>
+                  </pic:blipFill>
+                  <pic:spPr>
+                    <a:xfrm>
+                      <a:off x="0" y="0"/>
+                      <a:ext cx="4754880" cy="1951785"/>
+                    </a:xfrm>
+                    <a:prstGeom prst="rect"/>
+                  </pic:spPr>
+                </pic:pic>
+              </a:graphicData>
+            </a:graphic>
+          </wp:inline>
+        </w:drawing>
+      </w:r>
+    </w:p>
+    <w:p>
       <w:r>
         <w:rPr>
           <w:b/>
@@ -395,7 +551,7 @@
           <w:i w:val="0"/>
           <w:sz w:val="22"/>
         </w:rPr>
-        <w:t>Bridge A4 is a Pratt truss. Which members carry compression? Circle the members shown in red. (Or answer: 'the _______ chord' and 'the _______')</w:t>
+        <w:t>Bridge A4 above shows a Pratt truss with members coloured RED (compression) and BLUE (tension). Name TWO types of member that are in COMPRESSION.</w:t>
       </w:r>
     </w:p>
     <w:p>
@@ -428,6 +584,45 @@
       </w:r>
     </w:p>
     <w:p>
+      <w:pPr>
+        <w:jc w:val="center"/>
+      </w:pPr>
+      <w:r>
+        <w:drawing>
+          <wp:inline xmlns:a="http://schemas.openxmlformats.org/drawingml/2006/main" xmlns:pic="http://schemas.openxmlformats.org/drawingml/2006/picture">
+            <wp:extent cx="4754880" cy="2374704"/>
+            <wp:docPr id="5" name="Picture 5"/>
+            <wp:cNvGraphicFramePr>
+              <a:graphicFrameLocks noChangeAspect="1"/>
+            </wp:cNvGraphicFramePr>
+            <a:graphic>
+              <a:graphicData uri="http://schemas.openxmlformats.org/drawingml/2006/picture">
+                <pic:pic>
+                  <pic:nvPicPr>
+                    <pic:cNvPr id="0" name="A5.png"/>
+                    <pic:cNvPicPr/>
+                  </pic:nvPicPr>
+                  <pic:blipFill>
+                    <a:blip r:embed="rId13"/>
+                    <a:stretch>
+                      <a:fillRect/>
+                    </a:stretch>
+                  </pic:blipFill>
+                  <pic:spPr>
+                    <a:xfrm>
+                      <a:off x="0" y="0"/>
+                      <a:ext cx="4754880" cy="2374704"/>
+                    </a:xfrm>
+                    <a:prstGeom prst="rect"/>
+                  </pic:spPr>
+                </pic:pic>
+              </a:graphicData>
+            </a:graphic>
+          </wp:inline>
+        </w:drawing>
+      </w:r>
+    </w:p>
+    <w:p>
       <w:r>
         <w:rPr>
           <w:b/>
@@ -445,7 +640,7 @@
           <w:i w:val="0"/>
           <w:sz w:val="22"/>
         </w:rPr>
-        <w:t>Bridge A5 is the Sydney Harbour Bridge. Is this an ARCH, TRUSS, or HYBRID of both?</w:t>
+        <w:t>Bridge A5 above is the Sydney Harbour Bridge. Circle ONE word: is this an ARCH, a TRUSS, or a HYBRID of both?</w:t>
       </w:r>
     </w:p>
     <w:p>
@@ -468,6 +663,45 @@
       </w:r>
     </w:p>
     <w:p>
+      <w:pPr>
+        <w:jc w:val="center"/>
+      </w:pPr>
+      <w:r>
+        <w:drawing>
+          <wp:inline xmlns:a="http://schemas.openxmlformats.org/drawingml/2006/main" xmlns:pic="http://schemas.openxmlformats.org/drawingml/2006/picture">
+            <wp:extent cx="4754880" cy="1237732"/>
+            <wp:docPr id="6" name="Picture 6"/>
+            <wp:cNvGraphicFramePr>
+              <a:graphicFrameLocks noChangeAspect="1"/>
+            </wp:cNvGraphicFramePr>
+            <a:graphic>
+              <a:graphicData uri="http://schemas.openxmlformats.org/drawingml/2006/picture">
+                <pic:pic>
+                  <pic:nvPicPr>
+                    <pic:cNvPr id="0" name="A6.png"/>
+                    <pic:cNvPicPr/>
+                  </pic:nvPicPr>
+                  <pic:blipFill>
+                    <a:blip r:embed="rId14"/>
+                    <a:stretch>
+                      <a:fillRect/>
+                    </a:stretch>
+                  </pic:blipFill>
+                  <pic:spPr>
+                    <a:xfrm>
+                      <a:off x="0" y="0"/>
+                      <a:ext cx="4754880" cy="1237732"/>
+                    </a:xfrm>
+                    <a:prstGeom prst="rect"/>
+                  </pic:spPr>
+                </pic:pic>
+              </a:graphicData>
+            </a:graphic>
+          </wp:inline>
+        </w:drawing>
+      </w:r>
+    </w:p>
+    <w:p>
       <w:r>
         <w:rPr>
           <w:b/>
@@ -485,7 +719,7 @@
           <w:i w:val="0"/>
           <w:sz w:val="22"/>
         </w:rPr>
-        <w:t>Which shape is STRONGEST and cannot be pushed out of shape without breaking a side? (circle one): square · triangle · circle · rectangle</w:t>
+        <w:t>Look at the 5 shapes in A6 above. Which shape is STRONGEST in engineering — which one cannot be pushed out of shape without breaking a side?</w:t>
       </w:r>
     </w:p>
     <w:p>
@@ -508,6 +742,45 @@
       </w:r>
     </w:p>
     <w:p>
+      <w:pPr>
+        <w:jc w:val="center"/>
+      </w:pPr>
+      <w:r>
+        <w:drawing>
+          <wp:inline xmlns:a="http://schemas.openxmlformats.org/drawingml/2006/main" xmlns:pic="http://schemas.openxmlformats.org/drawingml/2006/picture">
+            <wp:extent cx="4754880" cy="4578084"/>
+            <wp:docPr id="7" name="Picture 7"/>
+            <wp:cNvGraphicFramePr>
+              <a:graphicFrameLocks noChangeAspect="1"/>
+            </wp:cNvGraphicFramePr>
+            <a:graphic>
+              <a:graphicData uri="http://schemas.openxmlformats.org/drawingml/2006/picture">
+                <pic:pic>
+                  <pic:nvPicPr>
+                    <pic:cNvPr id="0" name="A7.png"/>
+                    <pic:cNvPicPr/>
+                  </pic:nvPicPr>
+                  <pic:blipFill>
+                    <a:blip r:embed="rId15"/>
+                    <a:stretch>
+                      <a:fillRect/>
+                    </a:stretch>
+                  </pic:blipFill>
+                  <pic:spPr>
+                    <a:xfrm>
+                      <a:off x="0" y="0"/>
+                      <a:ext cx="4754880" cy="4578084"/>
+                    </a:xfrm>
+                    <a:prstGeom prst="rect"/>
+                  </pic:spPr>
+                </pic:pic>
+              </a:graphicData>
+            </a:graphic>
+          </wp:inline>
+        </w:drawing>
+      </w:r>
+    </w:p>
+    <w:p>
       <w:r>
         <w:rPr>
           <w:b/>
@@ -525,7 +798,7 @@
           <w:i w:val="0"/>
           <w:sz w:val="22"/>
         </w:rPr>
-        <w:t>Picture A7 shows a paper tower collapsing. What caused it to fall? (1 word): leaning / narrow-base / wind / gravity</w:t>
+        <w:t>Picture A7 shows a paper tower falling over. What caused it to fall? Circle ONE: wide base · narrow base · strong walls · gravity alone</w:t>
       </w:r>
     </w:p>
     <w:p>
@@ -548,6 +821,45 @@
       </w:r>
     </w:p>
     <w:p>
+      <w:pPr>
+        <w:jc w:val="center"/>
+      </w:pPr>
+      <w:r>
+        <w:drawing>
+          <wp:inline xmlns:a="http://schemas.openxmlformats.org/drawingml/2006/main" xmlns:pic="http://schemas.openxmlformats.org/drawingml/2006/picture">
+            <wp:extent cx="4754880" cy="1528354"/>
+            <wp:docPr id="8" name="Picture 8"/>
+            <wp:cNvGraphicFramePr>
+              <a:graphicFrameLocks noChangeAspect="1"/>
+            </wp:cNvGraphicFramePr>
+            <a:graphic>
+              <a:graphicData uri="http://schemas.openxmlformats.org/drawingml/2006/picture">
+                <pic:pic>
+                  <pic:nvPicPr>
+                    <pic:cNvPr id="0" name="A8.png"/>
+                    <pic:cNvPicPr/>
+                  </pic:nvPicPr>
+                  <pic:blipFill>
+                    <a:blip r:embed="rId16"/>
+                    <a:stretch>
+                      <a:fillRect/>
+                    </a:stretch>
+                  </pic:blipFill>
+                  <pic:spPr>
+                    <a:xfrm>
+                      <a:off x="0" y="0"/>
+                      <a:ext cx="4754880" cy="1528354"/>
+                    </a:xfrm>
+                    <a:prstGeom prst="rect"/>
+                  </pic:spPr>
+                </pic:pic>
+              </a:graphicData>
+            </a:graphic>
+          </wp:inline>
+        </w:drawing>
+      </w:r>
+    </w:p>
+    <w:p>
       <w:r>
         <w:rPr>
           <w:b/>
@@ -565,7 +877,7 @@
           <w:i w:val="0"/>
           <w:sz w:val="22"/>
         </w:rPr>
-        <w:t>Picture A8 shows 3 bridge shapes holding a book. In ONE sentence, which shape held the most weight?</w:t>
+        <w:t>A8 above shows 3 shapes supporting a book. Which shape held the book BEST — A (flat), B (rolled tube), or C (concertina fold)?</w:t>
       </w:r>
     </w:p>
     <w:p>
@@ -986,7 +1298,55 @@
           <w:i/>
           <w:sz w:val="20"/>
         </w:rPr>
-        <w:t>Use the drawing handout projected on the board. Show your working where useful.</w:t>
+        <w:t>Look at the scaled drawing below. Show your working where useful.</w:t>
+      </w:r>
+    </w:p>
+    <w:p>
+      <w:pPr>
+        <w:jc w:val="center"/>
+      </w:pPr>
+      <w:r>
+        <w:drawing>
+          <wp:inline xmlns:a="http://schemas.openxmlformats.org/drawingml/2006/main" xmlns:pic="http://schemas.openxmlformats.org/drawingml/2006/picture">
+            <wp:extent cx="5486400" cy="2595489"/>
+            <wp:docPr id="9" name="Picture 9"/>
+            <wp:cNvGraphicFramePr>
+              <a:graphicFrameLocks noChangeAspect="1"/>
+            </wp:cNvGraphicFramePr>
+            <a:graphic>
+              <a:graphicData uri="http://schemas.openxmlformats.org/drawingml/2006/picture">
+                <pic:pic>
+                  <pic:nvPicPr>
+                    <pic:cNvPr id="0" name="C.png"/>
+                    <pic:cNvPicPr/>
+                  </pic:nvPicPr>
+                  <pic:blipFill>
+                    <a:blip r:embed="rId17"/>
+                    <a:stretch>
+                      <a:fillRect/>
+                    </a:stretch>
+                  </pic:blipFill>
+                  <pic:spPr>
+                    <a:xfrm>
+                      <a:off x="0" y="0"/>
+                      <a:ext cx="5486400" cy="2595489"/>
+                    </a:xfrm>
+                    <a:prstGeom prst="rect"/>
+                  </pic:spPr>
+                </pic:pic>
+              </a:graphicData>
+            </a:graphic>
+          </wp:inline>
+        </w:drawing>
+      </w:r>
+    </w:p>
+    <w:p>
+      <w:r>
+        <w:rPr>
+          <w:b w:val="0"/>
+          <w:i w:val="0"/>
+          <w:sz w:val="22"/>
+        </w:rPr>
       </w:r>
     </w:p>
     <w:p>

--- a/resources/Y7-TECH-T2-DIAGNOSTIC-STUDENT.docx
+++ b/resources/Y7-TECH-T2-DIAGNOSTIC-STUDENT.docx
@@ -193,7 +193,17 @@
           <w:i w:val="0"/>
           <w:sz w:val="20"/>
         </w:rPr>
-        <w:t>•  Use a pencil. You can cross out and rewrite — it's fine.</w:t>
+        <w:t>•  Type your answers directly into this document on your laptop. You can change your answers at any time before you submit.</w:t>
+      </w:r>
+    </w:p>
+    <w:p>
+      <w:r>
+        <w:rPr>
+          <w:b w:val="0"/>
+          <w:i w:val="0"/>
+          <w:sz w:val="20"/>
+        </w:rPr>
+        <w:t>•  For Part D only (drawing tasks): sketch on paper, take a photo with your laptop or phone, and upload the photo to Google Classroom.</w:t>
       </w:r>
     </w:p>
     <w:p>
@@ -214,6 +224,16 @@
           <w:sz w:val="20"/>
         </w:rPr>
         <w:t>•  50 minutes · 40 marks · 4 parts (A 10 · B 10 · C 9 · D 11)</w:t>
+      </w:r>
+    </w:p>
+    <w:p>
+      <w:r>
+        <w:rPr>
+          <w:b w:val="0"/>
+          <w:i w:val="0"/>
+          <w:sz w:val="20"/>
+        </w:rPr>
+        <w:t>•  When you finish: save your document and submit it in Google Classroom.</w:t>
       </w:r>
     </w:p>
     <w:p>
@@ -254,7 +274,7 @@
       <w:r>
         <w:drawing>
           <wp:inline xmlns:a="http://schemas.openxmlformats.org/drawingml/2006/main" xmlns:pic="http://schemas.openxmlformats.org/drawingml/2006/picture">
-            <wp:extent cx="4754880" cy="1951785"/>
+            <wp:extent cx="4754880" cy="3462147"/>
             <wp:docPr id="1" name="Picture 1"/>
             <wp:cNvGraphicFramePr>
               <a:graphicFrameLocks noChangeAspect="1"/>
@@ -263,7 +283,7 @@
               <a:graphicData uri="http://schemas.openxmlformats.org/drawingml/2006/picture">
                 <pic:pic>
                   <pic:nvPicPr>
-                    <pic:cNvPr id="0" name="A1.png"/>
+                    <pic:cNvPr id="0" name="A1.jpg"/>
                     <pic:cNvPicPr/>
                   </pic:nvPicPr>
                   <pic:blipFill>
@@ -275,7 +295,7 @@
                   <pic:spPr>
                     <a:xfrm>
                       <a:off x="0" y="0"/>
-                      <a:ext cx="4754880" cy="1951785"/>
+                      <a:ext cx="4754880" cy="3462147"/>
                     </a:xfrm>
                     <a:prstGeom prst="rect"/>
                   </pic:spPr>
@@ -333,7 +353,7 @@
       <w:r>
         <w:drawing>
           <wp:inline xmlns:a="http://schemas.openxmlformats.org/drawingml/2006/main" xmlns:pic="http://schemas.openxmlformats.org/drawingml/2006/picture">
-            <wp:extent cx="4754880" cy="1962869"/>
+            <wp:extent cx="4754880" cy="3869283"/>
             <wp:docPr id="2" name="Picture 2"/>
             <wp:cNvGraphicFramePr>
               <a:graphicFrameLocks noChangeAspect="1"/>
@@ -342,7 +362,7 @@
               <a:graphicData uri="http://schemas.openxmlformats.org/drawingml/2006/picture">
                 <pic:pic>
                   <pic:nvPicPr>
-                    <pic:cNvPr id="0" name="A2.png"/>
+                    <pic:cNvPr id="0" name="A2.jpg"/>
                     <pic:cNvPicPr/>
                   </pic:nvPicPr>
                   <pic:blipFill>
@@ -354,7 +374,7 @@
                   <pic:spPr>
                     <a:xfrm>
                       <a:off x="0" y="0"/>
-                      <a:ext cx="4754880" cy="1962869"/>
+                      <a:ext cx="4754880" cy="3869283"/>
                     </a:xfrm>
                     <a:prstGeom prst="rect"/>
                   </pic:spPr>
@@ -412,7 +432,7 @@
       <w:r>
         <w:drawing>
           <wp:inline xmlns:a="http://schemas.openxmlformats.org/drawingml/2006/main" xmlns:pic="http://schemas.openxmlformats.org/drawingml/2006/picture">
-            <wp:extent cx="4754880" cy="1541306"/>
+            <wp:extent cx="4754880" cy="1954866"/>
             <wp:docPr id="3" name="Picture 3"/>
             <wp:cNvGraphicFramePr>
               <a:graphicFrameLocks noChangeAspect="1"/>
@@ -421,7 +441,7 @@
               <a:graphicData uri="http://schemas.openxmlformats.org/drawingml/2006/picture">
                 <pic:pic>
                   <pic:nvPicPr>
-                    <pic:cNvPr id="0" name="A3.png"/>
+                    <pic:cNvPr id="0" name="A3.jpg"/>
                     <pic:cNvPicPr/>
                   </pic:nvPicPr>
                   <pic:blipFill>
@@ -433,7 +453,7 @@
                   <pic:spPr>
                     <a:xfrm>
                       <a:off x="0" y="0"/>
-                      <a:ext cx="4754880" cy="1541306"/>
+                      <a:ext cx="4754880" cy="1954866"/>
                     </a:xfrm>
                     <a:prstGeom prst="rect"/>
                   </pic:spPr>
@@ -501,7 +521,7 @@
       <w:r>
         <w:drawing>
           <wp:inline xmlns:a="http://schemas.openxmlformats.org/drawingml/2006/main" xmlns:pic="http://schemas.openxmlformats.org/drawingml/2006/picture">
-            <wp:extent cx="4754880" cy="1951785"/>
+            <wp:extent cx="4754880" cy="3110444"/>
             <wp:docPr id="4" name="Picture 4"/>
             <wp:cNvGraphicFramePr>
               <a:graphicFrameLocks noChangeAspect="1"/>
@@ -522,7 +542,7 @@
                   <pic:spPr>
                     <a:xfrm>
                       <a:off x="0" y="0"/>
-                      <a:ext cx="4754880" cy="1951785"/>
+                      <a:ext cx="4754880" cy="3110444"/>
                     </a:xfrm>
                     <a:prstGeom prst="rect"/>
                   </pic:spPr>
@@ -590,7 +610,7 @@
       <w:r>
         <w:drawing>
           <wp:inline xmlns:a="http://schemas.openxmlformats.org/drawingml/2006/main" xmlns:pic="http://schemas.openxmlformats.org/drawingml/2006/picture">
-            <wp:extent cx="4754880" cy="2374704"/>
+            <wp:extent cx="4754880" cy="2456688"/>
             <wp:docPr id="5" name="Picture 5"/>
             <wp:cNvGraphicFramePr>
               <a:graphicFrameLocks noChangeAspect="1"/>
@@ -599,7 +619,7 @@
               <a:graphicData uri="http://schemas.openxmlformats.org/drawingml/2006/picture">
                 <pic:pic>
                   <pic:nvPicPr>
-                    <pic:cNvPr id="0" name="A5.png"/>
+                    <pic:cNvPr id="0" name="A5.jpg"/>
                     <pic:cNvPicPr/>
                   </pic:nvPicPr>
                   <pic:blipFill>
@@ -611,7 +631,7 @@
                   <pic:spPr>
                     <a:xfrm>
                       <a:off x="0" y="0"/>
-                      <a:ext cx="4754880" cy="2374704"/>
+                      <a:ext cx="4754880" cy="2456688"/>
                     </a:xfrm>
                     <a:prstGeom prst="rect"/>
                   </pic:spPr>
@@ -669,7 +689,7 @@
       <w:r>
         <w:drawing>
           <wp:inline xmlns:a="http://schemas.openxmlformats.org/drawingml/2006/main" xmlns:pic="http://schemas.openxmlformats.org/drawingml/2006/picture">
-            <wp:extent cx="4754880" cy="1237732"/>
+            <wp:extent cx="4754880" cy="1904318"/>
             <wp:docPr id="6" name="Picture 6"/>
             <wp:cNvGraphicFramePr>
               <a:graphicFrameLocks noChangeAspect="1"/>
@@ -690,7 +710,7 @@
                   <pic:spPr>
                     <a:xfrm>
                       <a:off x="0" y="0"/>
-                      <a:ext cx="4754880" cy="1237732"/>
+                      <a:ext cx="4754880" cy="1904318"/>
                     </a:xfrm>
                     <a:prstGeom prst="rect"/>
                   </pic:spPr>
@@ -748,7 +768,7 @@
       <w:r>
         <w:drawing>
           <wp:inline xmlns:a="http://schemas.openxmlformats.org/drawingml/2006/main" xmlns:pic="http://schemas.openxmlformats.org/drawingml/2006/picture">
-            <wp:extent cx="4754880" cy="4578084"/>
+            <wp:extent cx="4754880" cy="8068437"/>
             <wp:docPr id="7" name="Picture 7"/>
             <wp:cNvGraphicFramePr>
               <a:graphicFrameLocks noChangeAspect="1"/>
@@ -757,7 +777,7 @@
               <a:graphicData uri="http://schemas.openxmlformats.org/drawingml/2006/picture">
                 <pic:pic>
                   <pic:nvPicPr>
-                    <pic:cNvPr id="0" name="A7.png"/>
+                    <pic:cNvPr id="0" name="A7.jpg"/>
                     <pic:cNvPicPr/>
                   </pic:nvPicPr>
                   <pic:blipFill>
@@ -769,7 +789,7 @@
                   <pic:spPr>
                     <a:xfrm>
                       <a:off x="0" y="0"/>
-                      <a:ext cx="4754880" cy="4578084"/>
+                      <a:ext cx="4754880" cy="8068437"/>
                     </a:xfrm>
                     <a:prstGeom prst="rect"/>
                   </pic:spPr>
@@ -798,7 +818,7 @@
           <w:i w:val="0"/>
           <w:sz w:val="22"/>
         </w:rPr>
-        <w:t>Picture A7 shows a paper tower falling over. What caused it to fall? Circle ONE: wide base · narrow base · strong walls · gravity alone</w:t>
+        <w:t>Picture A7 shows the Leaning Tower of Pisa — a tall tower that began to tilt soon after it was built. Which ONE reason best explains WHY it is leaning? Circle ONE: wide base · narrow base on soft ground · strong walls · gravity alone</w:t>
       </w:r>
     </w:p>
     <w:p>
@@ -827,7 +847,7 @@
       <w:r>
         <w:drawing>
           <wp:inline xmlns:a="http://schemas.openxmlformats.org/drawingml/2006/main" xmlns:pic="http://schemas.openxmlformats.org/drawingml/2006/picture">
-            <wp:extent cx="4754880" cy="1528354"/>
+            <wp:extent cx="4754880" cy="2111322"/>
             <wp:docPr id="8" name="Picture 8"/>
             <wp:cNvGraphicFramePr>
               <a:graphicFrameLocks noChangeAspect="1"/>
@@ -848,7 +868,7 @@
                   <pic:spPr>
                     <a:xfrm>
                       <a:off x="0" y="0"/>
-                      <a:ext cx="4754880" cy="1528354"/>
+                      <a:ext cx="4754880" cy="2111322"/>
                     </a:xfrm>
                     <a:prstGeom prst="rect"/>
                   </pic:spPr>
@@ -1308,7 +1328,7 @@
       <w:r>
         <w:drawing>
           <wp:inline xmlns:a="http://schemas.openxmlformats.org/drawingml/2006/main" xmlns:pic="http://schemas.openxmlformats.org/drawingml/2006/picture">
-            <wp:extent cx="5486400" cy="2595489"/>
+            <wp:extent cx="5486400" cy="2939312"/>
             <wp:docPr id="9" name="Picture 9"/>
             <wp:cNvGraphicFramePr>
               <a:graphicFrameLocks noChangeAspect="1"/>
@@ -1329,7 +1349,7 @@
                   <pic:spPr>
                     <a:xfrm>
                       <a:off x="0" y="0"/>
-                      <a:ext cx="5486400" cy="2595489"/>
+                      <a:ext cx="5486400" cy="2939312"/>
                     </a:xfrm>
                     <a:prstGeom prst="rect"/>
                   </pic:spPr>
@@ -1727,7 +1747,7 @@
           <w:i/>
           <w:sz w:val="20"/>
         </w:rPr>
-        <w:t>Use the space below OR isometric dot paper if given. Bring your ruler. Work neatly.</w:t>
+        <w:t>Sketch on paper (use a ruler if you can), then take a photo and upload it to Google Classroom. Label each drawing clearly with D1, D2 and D3 so Ms Gao knows which is which. Work neatly.</w:t>
       </w:r>
     </w:p>
     <w:p>
@@ -1854,7 +1874,7 @@
           <w:i w:val="0"/>
           <w:sz w:val="22"/>
         </w:rPr>
-        <w:t>On your truss sketch in D2, mark ONE member that is in COMPRESSION with a red C. Mark ONE member in TENSION with a blue T. (If no coloured pen, just write the letter.)</w:t>
+        <w:t>On your truss sketch in D2, mark ONE member that is in COMPRESSION with the letter C. Mark ONE member in TENSION with the letter T. (You can circle the letters to make them stand out.)</w:t>
       </w:r>
     </w:p>
     <w:tbl>
@@ -1920,7 +1940,7 @@
           <w:i/>
           <w:sz w:val="20"/>
         </w:rPr>
-        <w:t>Put your pencil down and wait quietly. Your tier placement (Support / Core / Extension) will be posted in Google Classroom by Friday.</w:t>
+        <w:t>Save your document, upload your Part D sketch photo, and submit everything in Google Classroom. Wait quietly once done. Your tier placement (Support / Core / Extension) will be posted in Google Classroom by Friday.</w:t>
       </w:r>
     </w:p>
     <w:sectPr>
